--- a/submission_ready/advanced_tb_systems_20260317/03_Highlights.docx
+++ b/submission_ready/advanced_tb_systems_20260317/03_Highlights.docx
@@ -42,7 +42,15 @@
         <w:pStyle w:val="ListBullet"/>
       </w:pPr>
       <w:r>
-        <w:t>Latent factors and pathway modeling pointed to coordinated host-response programs.</w:t>
+        <w:t>Marker-based deconvolution suggested stronger myeloid and weaker lymphoid weighting in progressors.</w:t>
+      </w:r>
+    </w:p>
+    <w:p>
+      <w:pPr>
+        <w:pStyle w:val="ListBullet"/>
+      </w:pPr>
+      <w:r>
+        <w:t>Latent factors, pathways, and coexpression modules pointed to coordinated host-response programs.</w:t>
       </w:r>
     </w:p>
     <w:p>
